--- a/registry/jobs/2026-08-29_144041_web-to-emotions-digital-agency-wow-lab-sb-srl_php-developer-senior/application/cover-letter.docx
+++ b/registry/jobs/2026-08-29_144041_web-to-emotions-digital-agency-wow-lab-sb-srl_php-developer-senior/application/cover-letter.docx
@@ -4,87 +4,124 @@
   <w:body>
     <w:p>
       <w:pPr>
-        <w:bidi w:val="false"/>
-        <w:spacing w:after="120" w:before="120" w:line="259.20000000000005"/>
-        <w:jc w:val="left"/>
-      </w:pPr>
-      <w:r>
-        <w:rPr>
-          <w:rFonts w:ascii="Aptos" w:cs="Aptos" w:eastAsia="Aptos" w:hAnsi="Aptos"/>
-          <w:color w:val="000000"/>
-          <w:sz w:val="24"/>
-          <w:szCs w:val="24"/>
-          <w:rtl w:val="false"/>
-        </w:rPr>
-        <w:t xml:space="preserve">Dear Hiring Team,</w:t>
-      </w:r>
-    </w:p>
-    <w:p>
-      <w:pPr>
-        <w:bidi w:val="false"/>
-        <w:spacing w:after="120" w:before="120" w:line="259.20000000000005"/>
-        <w:jc w:val="left"/>
-      </w:pPr>
-      <w:r>
-        <w:rPr>
-          <w:rFonts w:ascii="Aptos" w:cs="Aptos" w:eastAsia="Aptos" w:hAnsi="Aptos"/>
-          <w:color w:val="000000"/>
-          <w:sz w:val="24"/>
-          <w:szCs w:val="24"/>
-          <w:rtl w:val="false"/>
-        </w:rPr>
-        <w:t xml:space="preserve">I am applying for the PHP Developer Senior role at Web To Emotions. I have more than fifteen years of backend experience across PHP and Go, including Laravel, Symfony, relational databases, APIs, production troubleshooting, and technical leadership. The opportunity to turn creative concepts into secure, performant web applications in a collaborative digital agency is compelling.</w:t>
-      </w:r>
-    </w:p>
-    <w:p>
-      <w:pPr>
-        <w:bidi w:val="false"/>
-        <w:spacing w:after="120" w:before="120" w:line="259.20000000000005"/>
-        <w:jc w:val="left"/>
-      </w:pPr>
-      <w:r>
-        <w:rPr>
-          <w:rFonts w:ascii="Aptos" w:cs="Aptos" w:eastAsia="Aptos" w:hAnsi="Aptos"/>
-          <w:color w:val="000000"/>
-          <w:sz w:val="24"/>
-          <w:szCs w:val="24"/>
-          <w:rtl w:val="false"/>
-        </w:rPr>
-        <w:t xml:space="preserve">At airSlate, I worked across PHP backend services, investigating API and query bottlenecks, improving database stability, and helping migrate services from ECS to Kubernetes. I also built Laravel/Symfony logging and CI/CD workflows. This gave me a practical approach to clean delivery: structure and documentation matter, but so do observability and the ability to resolve production issues.</w:t>
-      </w:r>
-    </w:p>
-    <w:p>
-      <w:pPr>
-        <w:bidi w:val="false"/>
-        <w:spacing w:after="120" w:before="120" w:line="259.20000000000005"/>
-        <w:jc w:val="left"/>
-      </w:pPr>
-      <w:r>
-        <w:rPr>
-          <w:rFonts w:ascii="Aptos" w:cs="Aptos" w:eastAsia="Aptos" w:hAnsi="Aptos"/>
-          <w:color w:val="000000"/>
-          <w:sz w:val="24"/>
-          <w:szCs w:val="24"/>
-          <w:rtl w:val="false"/>
-        </w:rPr>
-        <w:t xml:space="preserve">Earlier, at PDFfiller, I led a team of five backend engineers responsible for a transactional email service operating at around 50 million emails a month. That work developed my experience with MySQL, queues, reliability, security-adjacent email infrastructure, and calm collaboration during high-traffic periods.</w:t>
-      </w:r>
-    </w:p>
-    <w:p>
-      <w:pPr>
-        <w:bidi w:val="false"/>
-        <w:spacing w:after="120" w:before="120" w:line="259.20000000000005"/>
-        <w:jc w:val="left"/>
-      </w:pPr>
-      <w:r>
-        <w:rPr>
-          <w:rFonts w:ascii="Aptos" w:cs="Aptos" w:eastAsia="Aptos" w:hAnsi="Aptos"/>
-          <w:color w:val="000000"/>
-          <w:sz w:val="24"/>
-          <w:szCs w:val="24"/>
-          <w:rtl w:val="false"/>
-        </w:rPr>
-        <w:t xml:space="preserve">Web To Emotions' position as an independent sustainable digital agency and B Corp is a specific context I would be pleased to learn more about. I can contribute grounded PHP backend experience while collaborating closely with design and development colleagues.</w:t>
+        <w:pStyle w:val="1"/>
+        <w:pStyle w:val="Heading1"/>
+        <w:bidi w:val="false"/>
+        <w:spacing w:after="120" w:before="480"/>
+      </w:pPr>
+      <w:bookmarkStart w:name="_Toc_Cover_Letter_1" w:id="1"/>
+      <w:r>
+        <w:rPr>
+          <w:rFonts w:ascii="Aptos" w:cs="Aptos" w:eastAsia="Aptos" w:hAnsi="Aptos"/>
+          <w:color w:val="000000"/>
+          <w:sz w:val="32"/>
+          <w:szCs w:val="32"/>
+          <w:rtl w:val="false"/>
+        </w:rPr>
+        <w:t xml:space="preserve">Cover Letter</w:t>
+      </w:r>
+      <w:bookmarkEnd w:id="1"/>
+    </w:p>
+    <w:p>
+      <w:pPr>
+        <w:bidi w:val="false"/>
+        <w:spacing w:after="120" w:before="120" w:line="259.20000000000005"/>
+        <w:jc w:val="left"/>
+      </w:pPr>
+      <w:r>
+        <w:rPr>
+          <w:rFonts w:ascii="Aptos" w:cs="Aptos" w:eastAsia="Aptos" w:hAnsi="Aptos"/>
+          <w:color w:val="000000"/>
+          <w:sz w:val="24"/>
+          <w:szCs w:val="24"/>
+          <w:rtl w:val="false"/>
+        </w:rPr>
+        <w:t xml:space="preserve">Dear Web To Emotions Hiring Team,</w:t>
+      </w:r>
+    </w:p>
+    <w:p>
+      <w:pPr>
+        <w:bidi w:val="false"/>
+        <w:spacing w:after="120" w:before="120" w:line="259.20000000000005"/>
+        <w:jc w:val="left"/>
+      </w:pPr>
+      <w:r>
+        <w:rPr>
+          <w:rFonts w:ascii="Aptos" w:cs="Aptos" w:eastAsia="Aptos" w:hAnsi="Aptos"/>
+          <w:color w:val="000000"/>
+          <w:sz w:val="24"/>
+          <w:szCs w:val="24"/>
+          <w:rtl w:val="false"/>
+        </w:rPr>
+        <w:t xml:space="preserve">I am applying for the Senior PHP Developer role. I bring 15+ years of backend engineering experience across PHP and Go, with direct PHP experience in Laravel and Symfony, relational-database performance work, API integration and production delivery. Your need for secure, performance-conscious, user-oriented web applications is a strong fit for how I approach backend work: make interfaces clear, diagnose real bottlenecks, and leave systems easier to operate.</w:t>
+      </w:r>
+    </w:p>
+    <w:p>
+      <w:pPr>
+        <w:bidi w:val="false"/>
+        <w:spacing w:after="120" w:before="120" w:line="259.20000000000005"/>
+        <w:jc w:val="left"/>
+      </w:pPr>
+      <w:r>
+        <w:rPr>
+          <w:rFonts w:ascii="Aptos" w:cs="Aptos" w:eastAsia="Aptos" w:hAnsi="Aptos"/>
+          <w:color w:val="000000"/>
+          <w:sz w:val="24"/>
+          <w:szCs w:val="24"/>
+          <w:rtl w:val="false"/>
+        </w:rPr>
+        <w:t xml:space="preserve">At airSlate, I investigated API and database-query bottlenecks, lowering average API response times by 30% and reducing peak workload on the main database to 65%. I also developed a Laravel/Symfony product-wide logger package and helped migrate managed services from ECS to Kubernetes with Helm, GitHub Actions and ArgoCD. That is the most relevant example of combining PHP application work, structured delivery and operational visibility without treating deployment as an afterthought.</w:t>
+      </w:r>
+    </w:p>
+    <w:p>
+      <w:pPr>
+        <w:bidi w:val="false"/>
+        <w:spacing w:after="120" w:before="120" w:line="259.20000000000005"/>
+        <w:jc w:val="left"/>
+      </w:pPr>
+      <w:r>
+        <w:rPr>
+          <w:rFonts w:ascii="Aptos" w:cs="Aptos" w:eastAsia="Aptos" w:hAnsi="Aptos"/>
+          <w:color w:val="000000"/>
+          <w:sz w:val="24"/>
+          <w:szCs w:val="24"/>
+          <w:rtl w:val="false"/>
+        </w:rPr>
+        <w:t xml:space="preserve">My second relevant story is a concurrent part-time PHP subcontract at CRURATED. I architected event analytics with versioned schemas and routing to webhook and S3 downstreams, including backpressure handling, retries and observability. The work increased DataLake throughput by more than 10x and made new analytics streams quicker to implement. It is evidence of the careful API and failure-path thinking I would bring to integrations and production issues in this role.</w:t>
+      </w:r>
+    </w:p>
+    <w:p>
+      <w:pPr>
+        <w:bidi w:val="false"/>
+        <w:spacing w:after="120" w:before="120" w:line="259.20000000000005"/>
+        <w:jc w:val="left"/>
+      </w:pPr>
+      <w:r>
+        <w:rPr>
+          <w:rFonts w:ascii="Aptos" w:cs="Aptos" w:eastAsia="Aptos" w:hAnsi="Aptos"/>
+          <w:color w:val="000000"/>
+          <w:sz w:val="24"/>
+          <w:szCs w:val="24"/>
+          <w:rtl w:val="false"/>
+        </w:rPr>
+        <w:t xml:space="preserve">Web To Emotions’ identity as an independent sustainable digital agency and software house, founded in 2000 and certified as a B Corp, is a concrete reason for my interest. I would value collaborating with a development team that translates creative concepts into dependable applications. I am candid that my documented background is backend-first; I would welcome discussion of the PHP framework, frontend share of the work, server responsibilities and the team’s code-review practices.</w:t>
+      </w:r>
+    </w:p>
+    <w:p>
+      <w:pPr>
+        <w:bidi w:val="false"/>
+        <w:spacing w:after="120" w:before="120" w:line="259.20000000000005"/>
+        <w:jc w:val="left"/>
+      </w:pPr>
+      <w:r>
+        <w:rPr>
+          <w:rFonts w:ascii="Aptos" w:cs="Aptos" w:eastAsia="Aptos" w:hAnsi="Aptos"/>
+          <w:color w:val="000000"/>
+          <w:sz w:val="24"/>
+          <w:szCs w:val="24"/>
+          <w:rtl w:val="false"/>
+        </w:rPr>
+        <w:t xml:space="preserve">I am based in Rome and work in professional English. I would welcome the opportunity to discuss how my PHP, API, database and reliability experience could support Web To Emotions’ client delivery.</w:t>
       </w:r>
     </w:p>
     <w:p>
